--- a/Docs/Conservation_Biology/01_ConBio_TitlePage.docx
+++ b/Docs/Conservation_Biology/01_ConBio_TitlePage.docx
@@ -515,60 +515,6 @@
     <w:p>
       <w:pPr>
         <w:jc w:val="center"/>
-        <w:rPr>
-          <w:rFonts w:ascii="Garamond" w:hAnsi="Garamond" w:cs="Times New Roman"/>
-        </w:rPr>
-      </w:pPr>
-    </w:p>
-    <w:p>
-      <w:pPr>
-        <w:pStyle w:val="whitespace-normal"/>
-        <w:spacing w:line="480" w:lineRule="auto"/>
-        <w:jc w:val="center"/>
-        <w:rPr>
-          <w:rFonts w:ascii="Garamond" w:hAnsi="Garamond"/>
-          <w:b/>
-          <w:bCs/>
-        </w:rPr>
-      </w:pPr>
-      <w:r>
-        <w:rPr>
-          <w:rFonts w:ascii="Garamond" w:hAnsi="Garamond" w:cs="Arial"/>
-          <w:b/>
-          <w:bCs/>
-          <w:color w:val="1F1F1F"/>
-        </w:rPr>
-        <w:t xml:space="preserve">Declaration of </w:t>
-      </w:r>
-      <w:r>
-        <w:rPr>
-          <w:rFonts w:ascii="Garamond" w:hAnsi="Garamond" w:cs="Arial"/>
-          <w:b/>
-          <w:bCs/>
-          <w:color w:val="1F1F1F"/>
-        </w:rPr>
-        <w:t>AI use</w:t>
-      </w:r>
-    </w:p>
-    <w:p>
-      <w:pPr>
-        <w:pStyle w:val="whitespace-normal"/>
-        <w:ind w:firstLine="720"/>
-        <w:rPr>
-          <w:rFonts w:ascii="Garamond" w:hAnsi="Garamond" w:cs="Arial"/>
-          <w:color w:val="1F1F1F"/>
-        </w:rPr>
-      </w:pPr>
-      <w:r>
-        <w:rPr>
-          <w:rFonts w:ascii="Garamond" w:hAnsi="Garamond" w:cs="Arial"/>
-          <w:color w:val="1F1F1F"/>
-        </w:rPr>
-        <w:t xml:space="preserve">Throughout data analysis Microsoft Co-pilot and Claude were used to aid in code debugging and generation. Code was overall human generated with this assistance and reviewed for accuracy. In addition, Claude was used to aid in grammar and clarity of the manuscript. This did not alter any results or conclusions. </w:t>
-      </w:r>
-    </w:p>
-    <w:p>
-      <w:pPr>
         <w:rPr>
           <w:rFonts w:ascii="Garamond" w:hAnsi="Garamond" w:cs="Times New Roman"/>
         </w:rPr>
@@ -1679,19 +1625,6 @@
       <w:spacing w:after="0" w:line="240" w:lineRule="auto"/>
     </w:pPr>
   </w:style>
-  <w:style w:type="paragraph" w:customStyle="1" w:styleId="whitespace-normal">
-    <w:name w:val="whitespace-normal"/>
-    <w:basedOn w:val="Normal"/>
-    <w:rsid w:val="007B4127"/>
-    <w:pPr>
-      <w:spacing w:before="100" w:beforeAutospacing="1" w:after="100" w:afterAutospacing="1" w:line="240" w:lineRule="auto"/>
-    </w:pPr>
-    <w:rPr>
-      <w:rFonts w:ascii="Times New Roman" w:eastAsia="Times New Roman" w:hAnsi="Times New Roman" w:cs="Times New Roman"/>
-      <w:kern w:val="0"/>
-      <w14:ligatures w14:val="none"/>
-    </w:rPr>
-  </w:style>
 </w:styles>
 </file>
 
